--- a/az/wisdom-stories/three-essentials-for-a-city.docx
+++ b/az/wisdom-stories/three-essentials-for-a-city.docx
@@ -55,7 +55,7 @@
           <w:bCs/>
           <w:lang/>
         </w:rPr>
-        <w:t>İbrət: Şəhərin və bədənin təmizliyi qədər insanın mənəvi dünyasına da qayğı lazımdır. Kitab düşüncəni aydınlaşdırır, insanın özünə və dünyaya daha dərindən baxmasına kömək edir.</w:t>
+        <w:t>İbrət: Şəhərin və bədənin təmizliyinə olduğu qədər insanın mənəvi dünyasına da qayğı göstərmək lazımdır. Kitab düşüncəni aydınlaşdırır, insanın özünə və dünyaya daha dərindən baxmasına kömək edir.</w:t>
       </w:r>
     </w:p>
     <w:p>
